--- a/assign_7/Analysis.docx
+++ b/assign_7/Analysis.docx
@@ -3,8 +3,21 @@
 <w:document xmlns:wpc="http://schemas.microsoft.com/office/word/2010/wordprocessingCanvas" xmlns:mo="http://schemas.microsoft.com/office/mac/office/2008/main" xmlns:mc="http://schemas.openxmlformats.org/markup-compatibility/2006" xmlns:mv="urn:schemas-microsoft-com:mac:vml" xmlns:o="urn:schemas-microsoft-com:office:office" xmlns:r="http://schemas.openxmlformats.org/officeDocument/2006/relationships" xmlns:m="http://schemas.openxmlformats.org/officeDocument/2006/math" xmlns:v="urn:schemas-microsoft-com:vml" xmlns:wp14="http://schemas.microsoft.com/office/word/2010/wordprocessingDrawing" xmlns:wp="http://schemas.openxmlformats.org/drawingml/2006/wordprocessingDrawing" xmlns:w10="urn:schemas-microsoft-com:office:word" xmlns:w="http://schemas.openxmlformats.org/wordprocessingml/2006/main" xmlns:w14="http://schemas.microsoft.com/office/word/2010/wordml" xmlns:w15="http://schemas.microsoft.com/office/word/2012/wordml" xmlns:wpg="http://schemas.microsoft.com/office/word/2010/wordprocessingGroup" xmlns:wpi="http://schemas.microsoft.com/office/word/2010/wordprocessingInk" xmlns:wne="http://schemas.microsoft.com/office/word/2006/wordml" xmlns:wps="http://schemas.microsoft.com/office/word/2010/wordprocessingShape" mc:Ignorable="w14 w15 wp14">
   <w:body>
     <w:p>
-      <w:r>
-        <w:t xml:space="preserve">Torry Brelsford </w:t>
+      <w:proofErr w:type="spellStart"/>
+      <w:r>
+        <w:t>Torry</w:t>
+      </w:r>
+      <w:proofErr w:type="spellEnd"/>
+      <w:r>
+        <w:t xml:space="preserve"> </w:t>
+      </w:r>
+      <w:proofErr w:type="spellStart"/>
+      <w:r>
+        <w:t>Brelsford</w:t>
+      </w:r>
+      <w:proofErr w:type="spellEnd"/>
+      <w:r>
+        <w:t xml:space="preserve"> </w:t>
       </w:r>
     </w:p>
     <w:p/>
@@ -68,15 +81,72 @@
           <w:rFonts w:ascii="Times" w:hAnsi="Times" w:cs="Times"/>
           <w:color w:val="000000"/>
         </w:rPr>
-        <w:t>I am calling compute_in_degrees after e</w:t>
-      </w:r>
-      <w:r>
-        <w:rPr>
-          <w:rFonts w:ascii="Times" w:hAnsi="Times" w:cs="Times"/>
-          <w:color w:val="000000"/>
-        </w:rPr>
-        <w:t>very node I delete with a zero indegree and recomputing each nodes indegrees</w:t>
-      </w:r>
+        <w:t xml:space="preserve">I am calling </w:t>
+      </w:r>
+      <w:proofErr w:type="spellStart"/>
+      <w:r>
+        <w:rPr>
+          <w:rFonts w:ascii="Times" w:hAnsi="Times" w:cs="Times"/>
+          <w:color w:val="000000"/>
+        </w:rPr>
+        <w:t>compute_in_degrees</w:t>
+      </w:r>
+      <w:proofErr w:type="spellEnd"/>
+      <w:r>
+        <w:rPr>
+          <w:rFonts w:ascii="Times" w:hAnsi="Times" w:cs="Times"/>
+          <w:color w:val="000000"/>
+        </w:rPr>
+        <w:t xml:space="preserve"> after e</w:t>
+      </w:r>
+      <w:r>
+        <w:rPr>
+          <w:rFonts w:ascii="Times" w:hAnsi="Times" w:cs="Times"/>
+          <w:color w:val="000000"/>
+        </w:rPr>
+        <w:t xml:space="preserve">very node I delete with a zero </w:t>
+      </w:r>
+      <w:proofErr w:type="spellStart"/>
+      <w:r>
+        <w:rPr>
+          <w:rFonts w:ascii="Times" w:hAnsi="Times" w:cs="Times"/>
+          <w:color w:val="000000"/>
+        </w:rPr>
+        <w:t>indegree</w:t>
+      </w:r>
+      <w:proofErr w:type="spellEnd"/>
+      <w:r>
+        <w:rPr>
+          <w:rFonts w:ascii="Times" w:hAnsi="Times" w:cs="Times"/>
+          <w:color w:val="000000"/>
+        </w:rPr>
+        <w:t xml:space="preserve"> and </w:t>
+      </w:r>
+      <w:proofErr w:type="spellStart"/>
+      <w:r>
+        <w:rPr>
+          <w:rFonts w:ascii="Times" w:hAnsi="Times" w:cs="Times"/>
+          <w:color w:val="000000"/>
+        </w:rPr>
+        <w:t>recomputing</w:t>
+      </w:r>
+      <w:proofErr w:type="spellEnd"/>
+      <w:r>
+        <w:rPr>
+          <w:rFonts w:ascii="Times" w:hAnsi="Times" w:cs="Times"/>
+          <w:color w:val="000000"/>
+        </w:rPr>
+        <w:t xml:space="preserve"> each nodes </w:t>
+      </w:r>
+      <w:proofErr w:type="spellStart"/>
+      <w:r>
+        <w:rPr>
+          <w:rFonts w:ascii="Times" w:hAnsi="Times" w:cs="Times"/>
+          <w:color w:val="000000"/>
+        </w:rPr>
+        <w:t>indegrees</w:t>
+      </w:r>
+      <w:proofErr w:type="spellEnd"/>
       <w:r>
         <w:rPr>
           <w:rFonts w:ascii="Times" w:hAnsi="Times" w:cs="Times"/>
@@ -89,7 +159,39 @@
           <w:rFonts w:ascii="Times" w:hAnsi="Times" w:cs="Times"/>
           <w:color w:val="000000"/>
         </w:rPr>
-        <w:t xml:space="preserve"> compute_in_degrees has a n^2 complexity as does my own compute_tps for a n^4 which is fine for smaller values but as n gets to 2500+ the time it takes to complete </w:t>
+        <w:t xml:space="preserve"> </w:t>
+      </w:r>
+      <w:proofErr w:type="spellStart"/>
+      <w:r>
+        <w:rPr>
+          <w:rFonts w:ascii="Times" w:hAnsi="Times" w:cs="Times"/>
+          <w:color w:val="000000"/>
+        </w:rPr>
+        <w:t>compute_in_degrees</w:t>
+      </w:r>
+      <w:proofErr w:type="spellEnd"/>
+      <w:r>
+        <w:rPr>
+          <w:rFonts w:ascii="Times" w:hAnsi="Times" w:cs="Times"/>
+          <w:color w:val="000000"/>
+        </w:rPr>
+        <w:t xml:space="preserve"> has a n^2 complexity as does my own </w:t>
+      </w:r>
+      <w:proofErr w:type="spellStart"/>
+      <w:r>
+        <w:rPr>
+          <w:rFonts w:ascii="Times" w:hAnsi="Times" w:cs="Times"/>
+          <w:color w:val="000000"/>
+        </w:rPr>
+        <w:t>compute_tps</w:t>
+      </w:r>
+      <w:proofErr w:type="spellEnd"/>
+      <w:r>
+        <w:rPr>
+          <w:rFonts w:ascii="Times" w:hAnsi="Times" w:cs="Times"/>
+          <w:color w:val="000000"/>
+        </w:rPr>
+        <w:t xml:space="preserve"> for a n^4 which is fine for smaller values but as n gets to 2500+ the time it takes to complete </w:t>
       </w:r>
       <w:r>
         <w:rPr>
@@ -124,12 +226,958 @@
           <w:rFonts w:ascii="Times" w:hAnsi="Times" w:cs="Times"/>
           <w:color w:val="000000"/>
         </w:rPr>
-        <w:t xml:space="preserve"> This would take away the need to run compute_in_degrees after every deleted node from the graph.</w:t>
-      </w:r>
+        <w:t xml:space="preserve"> This would take away the need to run </w:t>
+      </w:r>
+      <w:proofErr w:type="spellStart"/>
+      <w:r>
+        <w:rPr>
+          <w:rFonts w:ascii="Times" w:hAnsi="Times" w:cs="Times"/>
+          <w:color w:val="000000"/>
+        </w:rPr>
+        <w:t>compute_in_degrees</w:t>
+      </w:r>
+      <w:proofErr w:type="spellEnd"/>
+      <w:r>
+        <w:rPr>
+          <w:rFonts w:ascii="Times" w:hAnsi="Times" w:cs="Times"/>
+          <w:color w:val="000000"/>
+        </w:rPr>
+        <w:t xml:space="preserve"> after every deleted node from the graph.</w:t>
+      </w:r>
+    </w:p>
+    <w:p>
+      <w:pPr>
+        <w:widowControl w:val="0"/>
+        <w:autoSpaceDE w:val="0"/>
+        <w:autoSpaceDN w:val="0"/>
+        <w:adjustRightInd w:val="0"/>
+        <w:spacing w:after="240" w:line="340" w:lineRule="atLeast"/>
+        <w:rPr>
+          <w:rFonts w:ascii="Times" w:hAnsi="Times" w:cs="Times"/>
+          <w:b/>
+          <w:color w:val="000000"/>
+        </w:rPr>
+      </w:pPr>
+    </w:p>
+    <w:tbl>
+      <w:tblPr>
+        <w:tblW w:w="0" w:type="dxa"/>
+        <w:tblCellMar>
+          <w:left w:w="0" w:type="dxa"/>
+          <w:right w:w="0" w:type="dxa"/>
+        </w:tblCellMar>
+        <w:tblLook w:val="04A0" w:firstRow="1" w:lastRow="0" w:firstColumn="1" w:lastColumn="0" w:noHBand="0" w:noVBand="1"/>
+      </w:tblPr>
+      <w:tblGrid>
+        <w:gridCol w:w="1147"/>
+        <w:gridCol w:w="669"/>
+      </w:tblGrid>
+      <w:tr>
+        <w:trPr>
+          <w:trHeight w:val="315"/>
+        </w:trPr>
+        <w:tc>
+          <w:tcPr>
+            <w:tcW w:w="0" w:type="auto"/>
+            <w:tcBorders>
+              <w:top w:val="single" w:sz="6" w:space="0" w:color="CCCCCC"/>
+              <w:left w:val="single" w:sz="6" w:space="0" w:color="CCCCCC"/>
+              <w:bottom w:val="single" w:sz="6" w:space="0" w:color="CCCCCC"/>
+              <w:right w:val="single" w:sz="6" w:space="0" w:color="CCCCCC"/>
+            </w:tcBorders>
+            <w:tcMar>
+              <w:top w:w="30" w:type="dxa"/>
+              <w:left w:w="45" w:type="dxa"/>
+              <w:bottom w:w="30" w:type="dxa"/>
+              <w:right w:w="45" w:type="dxa"/>
+            </w:tcMar>
+            <w:vAlign w:val="bottom"/>
+            <w:hideMark/>
+          </w:tcPr>
+          <w:p>
+            <w:pPr>
+              <w:rPr>
+                <w:rFonts w:ascii="Arial" w:eastAsia="Times New Roman" w:hAnsi="Arial" w:cs="Arial"/>
+                <w:sz w:val="20"/>
+                <w:szCs w:val="20"/>
+              </w:rPr>
+            </w:pPr>
+            <w:r>
+              <w:rPr>
+                <w:rFonts w:ascii="Arial" w:eastAsia="Times New Roman" w:hAnsi="Arial" w:cs="Arial"/>
+                <w:sz w:val="20"/>
+                <w:szCs w:val="20"/>
+              </w:rPr>
+              <w:t>Time</w:t>
+            </w:r>
+          </w:p>
+        </w:tc>
+        <w:tc>
+          <w:tcPr>
+            <w:tcW w:w="0" w:type="auto"/>
+            <w:tcBorders>
+              <w:top w:val="single" w:sz="6" w:space="0" w:color="CCCCCC"/>
+              <w:left w:val="single" w:sz="6" w:space="0" w:color="CCCCCC"/>
+              <w:bottom w:val="single" w:sz="6" w:space="0" w:color="CCCCCC"/>
+              <w:right w:val="single" w:sz="6" w:space="0" w:color="CCCCCC"/>
+            </w:tcBorders>
+            <w:tcMar>
+              <w:top w:w="30" w:type="dxa"/>
+              <w:left w:w="45" w:type="dxa"/>
+              <w:bottom w:w="30" w:type="dxa"/>
+              <w:right w:w="45" w:type="dxa"/>
+            </w:tcMar>
+            <w:vAlign w:val="bottom"/>
+            <w:hideMark/>
+          </w:tcPr>
+          <w:p>
+            <w:pPr>
+              <w:rPr>
+                <w:rFonts w:ascii="Arial" w:eastAsia="Times New Roman" w:hAnsi="Arial" w:cs="Arial"/>
+                <w:sz w:val="20"/>
+                <w:szCs w:val="20"/>
+              </w:rPr>
+            </w:pPr>
+            <w:r>
+              <w:rPr>
+                <w:rFonts w:ascii="Arial" w:eastAsia="Times New Roman" w:hAnsi="Arial" w:cs="Arial"/>
+                <w:sz w:val="20"/>
+                <w:szCs w:val="20"/>
+              </w:rPr>
+              <w:t>Nodes</w:t>
+            </w:r>
+          </w:p>
+        </w:tc>
+      </w:tr>
+      <w:tr>
+        <w:trPr>
+          <w:trHeight w:val="315"/>
+        </w:trPr>
+        <w:tc>
+          <w:tcPr>
+            <w:tcW w:w="0" w:type="auto"/>
+            <w:tcBorders>
+              <w:top w:val="single" w:sz="6" w:space="0" w:color="CCCCCC"/>
+              <w:left w:val="single" w:sz="6" w:space="0" w:color="CCCCCC"/>
+              <w:bottom w:val="single" w:sz="6" w:space="0" w:color="CCCCCC"/>
+              <w:right w:val="single" w:sz="6" w:space="0" w:color="CCCCCC"/>
+            </w:tcBorders>
+            <w:tcMar>
+              <w:top w:w="30" w:type="dxa"/>
+              <w:left w:w="45" w:type="dxa"/>
+              <w:bottom w:w="30" w:type="dxa"/>
+              <w:right w:w="45" w:type="dxa"/>
+            </w:tcMar>
+            <w:vAlign w:val="bottom"/>
+            <w:hideMark/>
+          </w:tcPr>
+          <w:p>
+            <w:pPr>
+              <w:rPr>
+                <w:rFonts w:ascii="Times New Roman" w:eastAsia="Times New Roman" w:hAnsi="Times New Roman" w:cs="Times New Roman"/>
+              </w:rPr>
+            </w:pPr>
+            <w:r>
+              <w:rPr>
+                <w:rFonts w:ascii="Arial" w:eastAsia="Times New Roman" w:hAnsi="Arial" w:cs="Arial"/>
+                <w:sz w:val="20"/>
+                <w:szCs w:val="20"/>
+              </w:rPr>
+              <w:t>0.00093</w:t>
+            </w:r>
+          </w:p>
+          <w:p>
+            <w:pPr>
+              <w:rPr>
+                <w:rFonts w:ascii="Arial" w:eastAsia="Times New Roman" w:hAnsi="Arial" w:cs="Arial"/>
+                <w:sz w:val="20"/>
+                <w:szCs w:val="20"/>
+              </w:rPr>
+            </w:pPr>
+          </w:p>
+        </w:tc>
+        <w:tc>
+          <w:tcPr>
+            <w:tcW w:w="0" w:type="auto"/>
+            <w:tcBorders>
+              <w:top w:val="single" w:sz="6" w:space="0" w:color="CCCCCC"/>
+              <w:left w:val="single" w:sz="6" w:space="0" w:color="CCCCCC"/>
+              <w:bottom w:val="single" w:sz="6" w:space="0" w:color="CCCCCC"/>
+              <w:right w:val="single" w:sz="6" w:space="0" w:color="CCCCCC"/>
+            </w:tcBorders>
+            <w:tcMar>
+              <w:top w:w="30" w:type="dxa"/>
+              <w:left w:w="45" w:type="dxa"/>
+              <w:bottom w:w="30" w:type="dxa"/>
+              <w:right w:w="45" w:type="dxa"/>
+            </w:tcMar>
+            <w:vAlign w:val="bottom"/>
+            <w:hideMark/>
+          </w:tcPr>
+          <w:p>
+            <w:pPr>
+              <w:jc w:val="right"/>
+              <w:rPr>
+                <w:rFonts w:ascii="Arial" w:eastAsia="Times New Roman" w:hAnsi="Arial" w:cs="Arial"/>
+                <w:sz w:val="20"/>
+                <w:szCs w:val="20"/>
+              </w:rPr>
+            </w:pPr>
+            <w:r>
+              <w:rPr>
+                <w:rFonts w:ascii="Arial" w:eastAsia="Times New Roman" w:hAnsi="Arial" w:cs="Arial"/>
+                <w:sz w:val="20"/>
+                <w:szCs w:val="20"/>
+              </w:rPr>
+              <w:t>5</w:t>
+            </w:r>
+          </w:p>
+        </w:tc>
+        <w:tc>
+          <w:tcPr>
+            <w:gridSpan w:val="0"/>
+          </w:tcPr>
+          <w:p>
+            <w:pPr>
+              <w:rPr>
+                <w:rFonts w:ascii="Times New Roman" w:eastAsia="Times New Roman" w:hAnsi="Times New Roman" w:cs="Times New Roman"/>
+                <w:sz w:val="20"/>
+                <w:szCs w:val="20"/>
+              </w:rPr>
+            </w:pPr>
+            <w:r>
+              <w:rPr>
+                <w:rFonts w:ascii="Times New Roman" w:eastAsia="Times New Roman" w:hAnsi="Times New Roman" w:cs="Times New Roman"/>
+                <w:noProof/>
+                <w:sz w:val="20"/>
+                <w:szCs w:val="20"/>
+              </w:rPr>
+              <w:drawing>
+                <wp:inline distT="0" distB="0" distL="0" distR="0" wp14:anchorId="46A75B53" wp14:editId="27721528">
+                  <wp:extent cx="5943600" cy="4431665"/>
+                  <wp:effectExtent l="0" t="0" r="0" b="0"/>
+                  <wp:docPr id="1" name="Picture 1"/>
+                  <wp:cNvGraphicFramePr>
+                    <a:graphicFrameLocks xmlns:a="http://schemas.openxmlformats.org/drawingml/2006/main" noChangeAspect="1"/>
+                  </wp:cNvGraphicFramePr>
+                  <a:graphic xmlns:a="http://schemas.openxmlformats.org/drawingml/2006/main">
+                    <a:graphicData uri="http://schemas.openxmlformats.org/drawingml/2006/picture">
+                      <pic:pic xmlns:pic="http://schemas.openxmlformats.org/drawingml/2006/picture">
+                        <pic:nvPicPr>
+                          <pic:cNvPr id="1" name="screenshot.png"/>
+                          <pic:cNvPicPr/>
+                        </pic:nvPicPr>
+                        <pic:blipFill>
+                          <a:blip r:embed="rId5">
+                            <a:extLst>
+                              <a:ext uri="{28A0092B-C50C-407E-A947-70E740481C1C}">
+                                <a14:useLocalDpi xmlns:a14="http://schemas.microsoft.com/office/drawing/2010/main" val="0"/>
+                              </a:ext>
+                            </a:extLst>
+                          </a:blip>
+                          <a:stretch>
+                            <a:fillRect/>
+                          </a:stretch>
+                        </pic:blipFill>
+                        <pic:spPr>
+                          <a:xfrm>
+                            <a:off x="0" y="0"/>
+                            <a:ext cx="5943600" cy="4431665"/>
+                          </a:xfrm>
+                          <a:prstGeom prst="rect">
+                            <a:avLst/>
+                          </a:prstGeom>
+                        </pic:spPr>
+                      </pic:pic>
+                    </a:graphicData>
+                  </a:graphic>
+                </wp:inline>
+              </w:drawing>
+            </w:r>
+          </w:p>
+        </w:tc>
+      </w:tr>
+      <w:tr>
+        <w:trPr>
+          <w:trHeight w:val="315"/>
+        </w:trPr>
+        <w:tc>
+          <w:tcPr>
+            <w:tcW w:w="0" w:type="auto"/>
+            <w:tcBorders>
+              <w:top w:val="single" w:sz="6" w:space="0" w:color="CCCCCC"/>
+              <w:left w:val="single" w:sz="6" w:space="0" w:color="CCCCCC"/>
+              <w:bottom w:val="single" w:sz="6" w:space="0" w:color="CCCCCC"/>
+              <w:right w:val="single" w:sz="6" w:space="0" w:color="CCCCCC"/>
+            </w:tcBorders>
+            <w:tcMar>
+              <w:top w:w="30" w:type="dxa"/>
+              <w:left w:w="45" w:type="dxa"/>
+              <w:bottom w:w="30" w:type="dxa"/>
+              <w:right w:w="45" w:type="dxa"/>
+            </w:tcMar>
+            <w:vAlign w:val="bottom"/>
+            <w:hideMark/>
+          </w:tcPr>
+          <w:p>
+            <w:pPr>
+              <w:jc w:val="right"/>
+              <w:rPr>
+                <w:rFonts w:ascii="Arial" w:eastAsia="Times New Roman" w:hAnsi="Arial" w:cs="Arial"/>
+                <w:sz w:val="20"/>
+                <w:szCs w:val="20"/>
+              </w:rPr>
+            </w:pPr>
+            <w:r>
+              <w:rPr>
+                <w:rFonts w:ascii="Arial" w:eastAsia="Times New Roman" w:hAnsi="Arial" w:cs="Arial"/>
+                <w:sz w:val="20"/>
+                <w:szCs w:val="20"/>
+              </w:rPr>
+              <w:t>0.0097</w:t>
+            </w:r>
+          </w:p>
+        </w:tc>
+        <w:tc>
+          <w:tcPr>
+            <w:tcW w:w="0" w:type="auto"/>
+            <w:tcBorders>
+              <w:top w:val="single" w:sz="6" w:space="0" w:color="CCCCCC"/>
+              <w:left w:val="single" w:sz="6" w:space="0" w:color="CCCCCC"/>
+              <w:bottom w:val="single" w:sz="6" w:space="0" w:color="CCCCCC"/>
+              <w:right w:val="single" w:sz="6" w:space="0" w:color="CCCCCC"/>
+            </w:tcBorders>
+            <w:tcMar>
+              <w:top w:w="30" w:type="dxa"/>
+              <w:left w:w="45" w:type="dxa"/>
+              <w:bottom w:w="30" w:type="dxa"/>
+              <w:right w:w="45" w:type="dxa"/>
+            </w:tcMar>
+            <w:vAlign w:val="bottom"/>
+            <w:hideMark/>
+          </w:tcPr>
+          <w:p>
+            <w:pPr>
+              <w:jc w:val="right"/>
+              <w:rPr>
+                <w:rFonts w:ascii="Arial" w:eastAsia="Times New Roman" w:hAnsi="Arial" w:cs="Arial"/>
+                <w:sz w:val="20"/>
+                <w:szCs w:val="20"/>
+              </w:rPr>
+            </w:pPr>
+            <w:r>
+              <w:rPr>
+                <w:rFonts w:ascii="Arial" w:eastAsia="Times New Roman" w:hAnsi="Arial" w:cs="Arial"/>
+                <w:sz w:val="20"/>
+                <w:szCs w:val="20"/>
+              </w:rPr>
+              <w:t>50</w:t>
+            </w:r>
+          </w:p>
+        </w:tc>
+      </w:tr>
+      <w:tr>
+        <w:trPr>
+          <w:trHeight w:val="315"/>
+        </w:trPr>
+        <w:tc>
+          <w:tcPr>
+            <w:tcW w:w="0" w:type="auto"/>
+            <w:tcBorders>
+              <w:top w:val="single" w:sz="6" w:space="0" w:color="CCCCCC"/>
+              <w:left w:val="single" w:sz="6" w:space="0" w:color="CCCCCC"/>
+              <w:bottom w:val="single" w:sz="6" w:space="0" w:color="CCCCCC"/>
+              <w:right w:val="single" w:sz="6" w:space="0" w:color="CCCCCC"/>
+            </w:tcBorders>
+            <w:tcMar>
+              <w:top w:w="30" w:type="dxa"/>
+              <w:left w:w="45" w:type="dxa"/>
+              <w:bottom w:w="30" w:type="dxa"/>
+              <w:right w:w="45" w:type="dxa"/>
+            </w:tcMar>
+            <w:vAlign w:val="bottom"/>
+            <w:hideMark/>
+          </w:tcPr>
+          <w:p>
+            <w:pPr>
+              <w:jc w:val="right"/>
+              <w:rPr>
+                <w:rFonts w:ascii="Arial" w:eastAsia="Times New Roman" w:hAnsi="Arial" w:cs="Arial"/>
+                <w:sz w:val="20"/>
+                <w:szCs w:val="20"/>
+              </w:rPr>
+            </w:pPr>
+            <w:r>
+              <w:rPr>
+                <w:rFonts w:ascii="Arial" w:eastAsia="Times New Roman" w:hAnsi="Arial" w:cs="Arial"/>
+                <w:sz w:val="20"/>
+                <w:szCs w:val="20"/>
+              </w:rPr>
+              <w:t>0.03589</w:t>
+            </w:r>
+          </w:p>
+        </w:tc>
+        <w:tc>
+          <w:tcPr>
+            <w:tcW w:w="0" w:type="auto"/>
+            <w:tcBorders>
+              <w:top w:val="single" w:sz="6" w:space="0" w:color="CCCCCC"/>
+              <w:left w:val="single" w:sz="6" w:space="0" w:color="CCCCCC"/>
+              <w:bottom w:val="single" w:sz="6" w:space="0" w:color="CCCCCC"/>
+              <w:right w:val="single" w:sz="6" w:space="0" w:color="CCCCCC"/>
+            </w:tcBorders>
+            <w:tcMar>
+              <w:top w:w="30" w:type="dxa"/>
+              <w:left w:w="45" w:type="dxa"/>
+              <w:bottom w:w="30" w:type="dxa"/>
+              <w:right w:w="45" w:type="dxa"/>
+            </w:tcMar>
+            <w:vAlign w:val="bottom"/>
+            <w:hideMark/>
+          </w:tcPr>
+          <w:p>
+            <w:pPr>
+              <w:jc w:val="right"/>
+              <w:rPr>
+                <w:rFonts w:ascii="Arial" w:eastAsia="Times New Roman" w:hAnsi="Arial" w:cs="Arial"/>
+                <w:sz w:val="20"/>
+                <w:szCs w:val="20"/>
+              </w:rPr>
+            </w:pPr>
+            <w:r>
+              <w:rPr>
+                <w:rFonts w:ascii="Arial" w:eastAsia="Times New Roman" w:hAnsi="Arial" w:cs="Arial"/>
+                <w:sz w:val="20"/>
+                <w:szCs w:val="20"/>
+              </w:rPr>
+              <w:t>100</w:t>
+            </w:r>
+          </w:p>
+        </w:tc>
+      </w:tr>
+      <w:tr>
+        <w:trPr>
+          <w:trHeight w:val="315"/>
+        </w:trPr>
+        <w:tc>
+          <w:tcPr>
+            <w:tcW w:w="0" w:type="auto"/>
+            <w:tcBorders>
+              <w:top w:val="single" w:sz="6" w:space="0" w:color="CCCCCC"/>
+              <w:left w:val="single" w:sz="6" w:space="0" w:color="CCCCCC"/>
+              <w:bottom w:val="single" w:sz="6" w:space="0" w:color="CCCCCC"/>
+              <w:right w:val="single" w:sz="6" w:space="0" w:color="CCCCCC"/>
+            </w:tcBorders>
+            <w:tcMar>
+              <w:top w:w="30" w:type="dxa"/>
+              <w:left w:w="45" w:type="dxa"/>
+              <w:bottom w:w="30" w:type="dxa"/>
+              <w:right w:w="45" w:type="dxa"/>
+            </w:tcMar>
+            <w:vAlign w:val="bottom"/>
+            <w:hideMark/>
+          </w:tcPr>
+          <w:p>
+            <w:pPr>
+              <w:jc w:val="right"/>
+              <w:rPr>
+                <w:rFonts w:ascii="Arial" w:eastAsia="Times New Roman" w:hAnsi="Arial" w:cs="Arial"/>
+                <w:sz w:val="20"/>
+                <w:szCs w:val="20"/>
+              </w:rPr>
+            </w:pPr>
+            <w:r>
+              <w:rPr>
+                <w:rFonts w:ascii="Arial" w:eastAsia="Times New Roman" w:hAnsi="Arial" w:cs="Arial"/>
+                <w:sz w:val="20"/>
+                <w:szCs w:val="20"/>
+              </w:rPr>
+              <w:t>0.17738</w:t>
+            </w:r>
+          </w:p>
+        </w:tc>
+        <w:tc>
+          <w:tcPr>
+            <w:tcW w:w="0" w:type="auto"/>
+            <w:tcBorders>
+              <w:top w:val="single" w:sz="6" w:space="0" w:color="CCCCCC"/>
+              <w:left w:val="single" w:sz="6" w:space="0" w:color="CCCCCC"/>
+              <w:bottom w:val="single" w:sz="6" w:space="0" w:color="CCCCCC"/>
+              <w:right w:val="single" w:sz="6" w:space="0" w:color="CCCCCC"/>
+            </w:tcBorders>
+            <w:tcMar>
+              <w:top w:w="30" w:type="dxa"/>
+              <w:left w:w="45" w:type="dxa"/>
+              <w:bottom w:w="30" w:type="dxa"/>
+              <w:right w:w="45" w:type="dxa"/>
+            </w:tcMar>
+            <w:vAlign w:val="bottom"/>
+            <w:hideMark/>
+          </w:tcPr>
+          <w:p>
+            <w:pPr>
+              <w:jc w:val="right"/>
+              <w:rPr>
+                <w:rFonts w:ascii="Arial" w:eastAsia="Times New Roman" w:hAnsi="Arial" w:cs="Arial"/>
+                <w:sz w:val="20"/>
+                <w:szCs w:val="20"/>
+              </w:rPr>
+            </w:pPr>
+            <w:r>
+              <w:rPr>
+                <w:rFonts w:ascii="Arial" w:eastAsia="Times New Roman" w:hAnsi="Arial" w:cs="Arial"/>
+                <w:sz w:val="20"/>
+                <w:szCs w:val="20"/>
+              </w:rPr>
+              <w:t>200</w:t>
+            </w:r>
+          </w:p>
+        </w:tc>
+      </w:tr>
+      <w:tr>
+        <w:trPr>
+          <w:trHeight w:val="315"/>
+        </w:trPr>
+        <w:tc>
+          <w:tcPr>
+            <w:tcW w:w="0" w:type="auto"/>
+            <w:tcBorders>
+              <w:top w:val="single" w:sz="6" w:space="0" w:color="CCCCCC"/>
+              <w:left w:val="single" w:sz="6" w:space="0" w:color="CCCCCC"/>
+              <w:bottom w:val="single" w:sz="6" w:space="0" w:color="CCCCCC"/>
+              <w:right w:val="single" w:sz="6" w:space="0" w:color="CCCCCC"/>
+            </w:tcBorders>
+            <w:tcMar>
+              <w:top w:w="30" w:type="dxa"/>
+              <w:left w:w="45" w:type="dxa"/>
+              <w:bottom w:w="30" w:type="dxa"/>
+              <w:right w:w="45" w:type="dxa"/>
+            </w:tcMar>
+            <w:vAlign w:val="bottom"/>
+            <w:hideMark/>
+          </w:tcPr>
+          <w:p>
+            <w:pPr>
+              <w:jc w:val="right"/>
+              <w:rPr>
+                <w:rFonts w:ascii="Arial" w:eastAsia="Times New Roman" w:hAnsi="Arial" w:cs="Arial"/>
+                <w:sz w:val="20"/>
+                <w:szCs w:val="20"/>
+              </w:rPr>
+            </w:pPr>
+            <w:r>
+              <w:rPr>
+                <w:rFonts w:ascii="Arial" w:eastAsia="Times New Roman" w:hAnsi="Arial" w:cs="Arial"/>
+                <w:sz w:val="20"/>
+                <w:szCs w:val="20"/>
+              </w:rPr>
+              <w:t>2.11182</w:t>
+            </w:r>
+          </w:p>
+        </w:tc>
+        <w:tc>
+          <w:tcPr>
+            <w:tcW w:w="0" w:type="auto"/>
+            <w:tcBorders>
+              <w:top w:val="single" w:sz="6" w:space="0" w:color="CCCCCC"/>
+              <w:left w:val="single" w:sz="6" w:space="0" w:color="CCCCCC"/>
+              <w:bottom w:val="single" w:sz="6" w:space="0" w:color="CCCCCC"/>
+              <w:right w:val="single" w:sz="6" w:space="0" w:color="CCCCCC"/>
+            </w:tcBorders>
+            <w:tcMar>
+              <w:top w:w="30" w:type="dxa"/>
+              <w:left w:w="45" w:type="dxa"/>
+              <w:bottom w:w="30" w:type="dxa"/>
+              <w:right w:w="45" w:type="dxa"/>
+            </w:tcMar>
+            <w:vAlign w:val="bottom"/>
+            <w:hideMark/>
+          </w:tcPr>
+          <w:p>
+            <w:pPr>
+              <w:jc w:val="right"/>
+              <w:rPr>
+                <w:rFonts w:ascii="Arial" w:eastAsia="Times New Roman" w:hAnsi="Arial" w:cs="Arial"/>
+                <w:sz w:val="20"/>
+                <w:szCs w:val="20"/>
+              </w:rPr>
+            </w:pPr>
+            <w:r>
+              <w:rPr>
+                <w:rFonts w:ascii="Arial" w:eastAsia="Times New Roman" w:hAnsi="Arial" w:cs="Arial"/>
+                <w:sz w:val="20"/>
+                <w:szCs w:val="20"/>
+              </w:rPr>
+              <w:t>500</w:t>
+            </w:r>
+          </w:p>
+        </w:tc>
+      </w:tr>
+      <w:tr>
+        <w:trPr>
+          <w:trHeight w:val="315"/>
+        </w:trPr>
+        <w:tc>
+          <w:tcPr>
+            <w:tcW w:w="0" w:type="auto"/>
+            <w:tcBorders>
+              <w:top w:val="single" w:sz="6" w:space="0" w:color="CCCCCC"/>
+              <w:left w:val="single" w:sz="6" w:space="0" w:color="CCCCCC"/>
+              <w:bottom w:val="single" w:sz="6" w:space="0" w:color="CCCCCC"/>
+              <w:right w:val="single" w:sz="6" w:space="0" w:color="CCCCCC"/>
+            </w:tcBorders>
+            <w:tcMar>
+              <w:top w:w="30" w:type="dxa"/>
+              <w:left w:w="45" w:type="dxa"/>
+              <w:bottom w:w="30" w:type="dxa"/>
+              <w:right w:w="45" w:type="dxa"/>
+            </w:tcMar>
+            <w:vAlign w:val="bottom"/>
+            <w:hideMark/>
+          </w:tcPr>
+          <w:p>
+            <w:pPr>
+              <w:jc w:val="right"/>
+              <w:rPr>
+                <w:rFonts w:ascii="Arial" w:eastAsia="Times New Roman" w:hAnsi="Arial" w:cs="Arial"/>
+                <w:sz w:val="20"/>
+                <w:szCs w:val="20"/>
+              </w:rPr>
+            </w:pPr>
+            <w:r>
+              <w:rPr>
+                <w:rFonts w:ascii="Arial" w:eastAsia="Times New Roman" w:hAnsi="Arial" w:cs="Arial"/>
+                <w:sz w:val="20"/>
+                <w:szCs w:val="20"/>
+              </w:rPr>
+              <w:t>21.2845</w:t>
+            </w:r>
+          </w:p>
+        </w:tc>
+        <w:tc>
+          <w:tcPr>
+            <w:tcW w:w="0" w:type="auto"/>
+            <w:tcBorders>
+              <w:top w:val="single" w:sz="6" w:space="0" w:color="CCCCCC"/>
+              <w:left w:val="single" w:sz="6" w:space="0" w:color="CCCCCC"/>
+              <w:bottom w:val="single" w:sz="6" w:space="0" w:color="CCCCCC"/>
+              <w:right w:val="single" w:sz="6" w:space="0" w:color="CCCCCC"/>
+            </w:tcBorders>
+            <w:tcMar>
+              <w:top w:w="30" w:type="dxa"/>
+              <w:left w:w="45" w:type="dxa"/>
+              <w:bottom w:w="30" w:type="dxa"/>
+              <w:right w:w="45" w:type="dxa"/>
+            </w:tcMar>
+            <w:vAlign w:val="bottom"/>
+            <w:hideMark/>
+          </w:tcPr>
+          <w:p>
+            <w:pPr>
+              <w:jc w:val="right"/>
+              <w:rPr>
+                <w:rFonts w:ascii="Arial" w:eastAsia="Times New Roman" w:hAnsi="Arial" w:cs="Arial"/>
+                <w:sz w:val="20"/>
+                <w:szCs w:val="20"/>
+              </w:rPr>
+            </w:pPr>
+            <w:r>
+              <w:rPr>
+                <w:rFonts w:ascii="Arial" w:eastAsia="Times New Roman" w:hAnsi="Arial" w:cs="Arial"/>
+                <w:sz w:val="20"/>
+                <w:szCs w:val="20"/>
+              </w:rPr>
+              <w:t>1000</w:t>
+            </w:r>
+          </w:p>
+        </w:tc>
+      </w:tr>
+      <w:tr>
+        <w:trPr>
+          <w:trHeight w:val="315"/>
+        </w:trPr>
+        <w:tc>
+          <w:tcPr>
+            <w:tcW w:w="0" w:type="auto"/>
+            <w:tcBorders>
+              <w:top w:val="single" w:sz="6" w:space="0" w:color="CCCCCC"/>
+              <w:left w:val="single" w:sz="6" w:space="0" w:color="CCCCCC"/>
+              <w:bottom w:val="single" w:sz="6" w:space="0" w:color="CCCCCC"/>
+              <w:right w:val="single" w:sz="6" w:space="0" w:color="CCCCCC"/>
+            </w:tcBorders>
+            <w:tcMar>
+              <w:top w:w="30" w:type="dxa"/>
+              <w:left w:w="45" w:type="dxa"/>
+              <w:bottom w:w="30" w:type="dxa"/>
+              <w:right w:w="45" w:type="dxa"/>
+            </w:tcMar>
+            <w:vAlign w:val="bottom"/>
+            <w:hideMark/>
+          </w:tcPr>
+          <w:p>
+            <w:pPr>
+              <w:jc w:val="right"/>
+              <w:rPr>
+                <w:rFonts w:ascii="Arial" w:eastAsia="Times New Roman" w:hAnsi="Arial" w:cs="Arial"/>
+                <w:sz w:val="20"/>
+                <w:szCs w:val="20"/>
+              </w:rPr>
+            </w:pPr>
+            <w:r>
+              <w:rPr>
+                <w:rFonts w:ascii="Arial" w:eastAsia="Times New Roman" w:hAnsi="Arial" w:cs="Arial"/>
+                <w:sz w:val="20"/>
+                <w:szCs w:val="20"/>
+              </w:rPr>
+              <w:t>388.59651</w:t>
+            </w:r>
+          </w:p>
+        </w:tc>
+        <w:tc>
+          <w:tcPr>
+            <w:tcW w:w="0" w:type="auto"/>
+            <w:tcBorders>
+              <w:top w:val="single" w:sz="6" w:space="0" w:color="CCCCCC"/>
+              <w:left w:val="single" w:sz="6" w:space="0" w:color="CCCCCC"/>
+              <w:bottom w:val="single" w:sz="6" w:space="0" w:color="CCCCCC"/>
+              <w:right w:val="single" w:sz="6" w:space="0" w:color="CCCCCC"/>
+            </w:tcBorders>
+            <w:tcMar>
+              <w:top w:w="30" w:type="dxa"/>
+              <w:left w:w="45" w:type="dxa"/>
+              <w:bottom w:w="30" w:type="dxa"/>
+              <w:right w:w="45" w:type="dxa"/>
+            </w:tcMar>
+            <w:vAlign w:val="bottom"/>
+            <w:hideMark/>
+          </w:tcPr>
+          <w:p>
+            <w:pPr>
+              <w:jc w:val="right"/>
+              <w:rPr>
+                <w:rFonts w:ascii="Arial" w:eastAsia="Times New Roman" w:hAnsi="Arial" w:cs="Arial"/>
+                <w:sz w:val="20"/>
+                <w:szCs w:val="20"/>
+              </w:rPr>
+            </w:pPr>
+            <w:r>
+              <w:rPr>
+                <w:rFonts w:ascii="Arial" w:eastAsia="Times New Roman" w:hAnsi="Arial" w:cs="Arial"/>
+                <w:sz w:val="20"/>
+                <w:szCs w:val="20"/>
+              </w:rPr>
+              <w:t>2500</w:t>
+            </w:r>
+          </w:p>
+        </w:tc>
+      </w:tr>
+      <w:tr>
+        <w:trPr>
+          <w:trHeight w:val="315"/>
+        </w:trPr>
+        <w:tc>
+          <w:tcPr>
+            <w:tcW w:w="0" w:type="auto"/>
+            <w:tcBorders>
+              <w:top w:val="single" w:sz="6" w:space="0" w:color="CCCCCC"/>
+              <w:left w:val="single" w:sz="6" w:space="0" w:color="CCCCCC"/>
+              <w:bottom w:val="single" w:sz="6" w:space="0" w:color="CCCCCC"/>
+              <w:right w:val="single" w:sz="6" w:space="0" w:color="CCCCCC"/>
+            </w:tcBorders>
+            <w:tcMar>
+              <w:top w:w="30" w:type="dxa"/>
+              <w:left w:w="45" w:type="dxa"/>
+              <w:bottom w:w="30" w:type="dxa"/>
+              <w:right w:w="45" w:type="dxa"/>
+            </w:tcMar>
+            <w:vAlign w:val="bottom"/>
+            <w:hideMark/>
+          </w:tcPr>
+          <w:p>
+            <w:pPr>
+              <w:jc w:val="right"/>
+              <w:rPr>
+                <w:rFonts w:ascii="Arial" w:eastAsia="Times New Roman" w:hAnsi="Arial" w:cs="Arial"/>
+                <w:sz w:val="20"/>
+                <w:szCs w:val="20"/>
+              </w:rPr>
+            </w:pPr>
+            <w:r>
+              <w:rPr>
+                <w:rFonts w:ascii="Arial" w:eastAsia="Times New Roman" w:hAnsi="Arial" w:cs="Arial"/>
+                <w:sz w:val="20"/>
+                <w:szCs w:val="20"/>
+              </w:rPr>
+              <w:t>3883.20198</w:t>
+            </w:r>
+          </w:p>
+        </w:tc>
+        <w:tc>
+          <w:tcPr>
+            <w:tcW w:w="0" w:type="auto"/>
+            <w:tcBorders>
+              <w:top w:val="single" w:sz="6" w:space="0" w:color="CCCCCC"/>
+              <w:left w:val="single" w:sz="6" w:space="0" w:color="CCCCCC"/>
+              <w:bottom w:val="single" w:sz="6" w:space="0" w:color="CCCCCC"/>
+              <w:right w:val="single" w:sz="6" w:space="0" w:color="CCCCCC"/>
+            </w:tcBorders>
+            <w:tcMar>
+              <w:top w:w="30" w:type="dxa"/>
+              <w:left w:w="45" w:type="dxa"/>
+              <w:bottom w:w="30" w:type="dxa"/>
+              <w:right w:w="45" w:type="dxa"/>
+            </w:tcMar>
+            <w:vAlign w:val="bottom"/>
+            <w:hideMark/>
+          </w:tcPr>
+          <w:p>
+            <w:pPr>
+              <w:jc w:val="right"/>
+              <w:rPr>
+                <w:rFonts w:ascii="Arial" w:eastAsia="Times New Roman" w:hAnsi="Arial" w:cs="Arial"/>
+                <w:sz w:val="20"/>
+                <w:szCs w:val="20"/>
+              </w:rPr>
+            </w:pPr>
+            <w:r>
+              <w:rPr>
+                <w:rFonts w:ascii="Arial" w:eastAsia="Times New Roman" w:hAnsi="Arial" w:cs="Arial"/>
+                <w:sz w:val="20"/>
+                <w:szCs w:val="20"/>
+              </w:rPr>
+              <w:t>5000</w:t>
+            </w:r>
+          </w:p>
+        </w:tc>
+      </w:tr>
+      <w:tr>
+        <w:trPr>
+          <w:trHeight w:val="315"/>
+        </w:trPr>
+        <w:tc>
+          <w:tcPr>
+            <w:tcW w:w="0" w:type="auto"/>
+            <w:tcBorders>
+              <w:top w:val="single" w:sz="6" w:space="0" w:color="CCCCCC"/>
+              <w:left w:val="single" w:sz="6" w:space="0" w:color="CCCCCC"/>
+              <w:bottom w:val="single" w:sz="6" w:space="0" w:color="CCCCCC"/>
+              <w:right w:val="single" w:sz="6" w:space="0" w:color="CCCCCC"/>
+            </w:tcBorders>
+            <w:tcMar>
+              <w:top w:w="30" w:type="dxa"/>
+              <w:left w:w="45" w:type="dxa"/>
+              <w:bottom w:w="30" w:type="dxa"/>
+              <w:right w:w="45" w:type="dxa"/>
+            </w:tcMar>
+            <w:vAlign w:val="bottom"/>
+            <w:hideMark/>
+          </w:tcPr>
+          <w:p>
+            <w:pPr>
+              <w:jc w:val="right"/>
+              <w:rPr>
+                <w:rFonts w:ascii="Arial" w:eastAsia="Times New Roman" w:hAnsi="Arial" w:cs="Arial"/>
+                <w:sz w:val="20"/>
+                <w:szCs w:val="20"/>
+              </w:rPr>
+            </w:pPr>
+          </w:p>
+        </w:tc>
+        <w:tc>
+          <w:tcPr>
+            <w:tcW w:w="0" w:type="auto"/>
+            <w:tcBorders>
+              <w:top w:val="single" w:sz="6" w:space="0" w:color="CCCCCC"/>
+              <w:left w:val="single" w:sz="6" w:space="0" w:color="CCCCCC"/>
+              <w:bottom w:val="single" w:sz="6" w:space="0" w:color="CCCCCC"/>
+              <w:right w:val="single" w:sz="6" w:space="0" w:color="CCCCCC"/>
+            </w:tcBorders>
+            <w:tcMar>
+              <w:top w:w="30" w:type="dxa"/>
+              <w:left w:w="45" w:type="dxa"/>
+              <w:bottom w:w="30" w:type="dxa"/>
+              <w:right w:w="45" w:type="dxa"/>
+            </w:tcMar>
+            <w:vAlign w:val="bottom"/>
+            <w:hideMark/>
+          </w:tcPr>
+          <w:p>
+            <w:pPr>
+              <w:rPr>
+                <w:rFonts w:ascii="Times New Roman" w:eastAsia="Times New Roman" w:hAnsi="Times New Roman" w:cs="Times New Roman"/>
+                <w:sz w:val="20"/>
+                <w:szCs w:val="20"/>
+              </w:rPr>
+            </w:pPr>
+          </w:p>
+        </w:tc>
+      </w:tr>
+    </w:tbl>
+    <w:p>
+      <w:pPr>
+        <w:widowControl w:val="0"/>
+        <w:autoSpaceDE w:val="0"/>
+        <w:autoSpaceDN w:val="0"/>
+        <w:adjustRightInd w:val="0"/>
+        <w:spacing w:after="240" w:line="340" w:lineRule="atLeast"/>
+        <w:rPr>
+          <w:rFonts w:ascii="Times" w:hAnsi="Times" w:cs="Times"/>
+          <w:b/>
+          <w:color w:val="000000"/>
+        </w:rPr>
+      </w:pPr>
+    </w:p>
+    <w:p>
       <w:bookmarkStart w:id="0" w:name="_GoBack"/>
+      <w:r>
+        <w:rPr>
+          <w:noProof/>
+        </w:rPr>
+        <w:lastRenderedPageBreak/>
+        <w:drawing>
+          <wp:inline distT="0" distB="0" distL="0" distR="0" wp14:anchorId="40C1C657" wp14:editId="41B566E7">
+            <wp:extent cx="5943600" cy="3675380"/>
+            <wp:effectExtent l="0" t="0" r="0" b="7620"/>
+            <wp:docPr id="2" name="Picture 2"/>
+            <wp:cNvGraphicFramePr>
+              <a:graphicFrameLocks xmlns:a="http://schemas.openxmlformats.org/drawingml/2006/main" noChangeAspect="1"/>
+            </wp:cNvGraphicFramePr>
+            <a:graphic xmlns:a="http://schemas.openxmlformats.org/drawingml/2006/main">
+              <a:graphicData uri="http://schemas.openxmlformats.org/drawingml/2006/picture">
+                <pic:pic xmlns:pic="http://schemas.openxmlformats.org/drawingml/2006/picture">
+                  <pic:nvPicPr>
+                    <pic:cNvPr id="2" name="chart.png"/>
+                    <pic:cNvPicPr/>
+                  </pic:nvPicPr>
+                  <pic:blipFill>
+                    <a:blip r:embed="rId6">
+                      <a:extLst>
+                        <a:ext uri="{28A0092B-C50C-407E-A947-70E740481C1C}">
+                          <a14:useLocalDpi xmlns:a14="http://schemas.microsoft.com/office/drawing/2010/main" val="0"/>
+                        </a:ext>
+                      </a:extLst>
+                    </a:blip>
+                    <a:stretch>
+                      <a:fillRect/>
+                    </a:stretch>
+                  </pic:blipFill>
+                  <pic:spPr>
+                    <a:xfrm>
+                      <a:off x="0" y="0"/>
+                      <a:ext cx="5943600" cy="3675380"/>
+                    </a:xfrm>
+                    <a:prstGeom prst="rect">
+                      <a:avLst/>
+                    </a:prstGeom>
+                  </pic:spPr>
+                </pic:pic>
+              </a:graphicData>
+            </a:graphic>
+          </wp:inline>
+        </w:drawing>
+      </w:r>
       <w:bookmarkEnd w:id="0"/>
     </w:p>
-    <w:p/>
     <w:sectPr>
       <w:pgSz w:w="12240" w:h="15840"/>
       <w:pgMar w:top="1440" w:right="1440" w:bottom="1440" w:left="1440" w:header="720" w:footer="720" w:gutter="0"/>
